--- a/files/SFUMC_Worship_CombinedServices_2026.docx
+++ b/files/SFUMC_Worship_CombinedServices_2026.docx
@@ -47,7 +47,7 @@
           <w:sz w:val="24"/>
           <w:szCs w:val="24"/>
         </w:rPr>
-        <w:t>How SFUMC uses combined services across the year to build unity between two campuses and worship styles, and to give the volunteer base a break.</w:t>
+        <w:t>How SFUMC uses combined services across the year to build unity between its two worship styles, and to give the volunteer base a break.</w:t>
       </w:r>
     </w:p>
     <w:p>
